--- a/public/Phathisa_Ndaliso_2025_Candidate_CV_V2.docx
+++ b/public/Phathisa_Ndaliso_2025_Candidate_CV_V2.docx
@@ -372,14 +372,7 @@
                                 <w:rFonts w:cstheme="minorHAnsi"/>
                                 <w:color w:val="44546A" w:themeColor="text2"/>
                               </w:rPr>
-                              <w:t xml:space="preserve"> Capacit</w:t>
-                            </w:r>
-                            <w:r>
-                              <w:rPr>
-                                <w:rFonts w:cstheme="minorHAnsi"/>
-                                <w:color w:val="44546A" w:themeColor="text2"/>
-                              </w:rPr>
-                              <w:t>i</w:t>
+                              <w:t xml:space="preserve"> Capaciti</w:t>
                             </w:r>
                             <w:r>
                               <w:rPr>
@@ -1094,14 +1087,7 @@
                           <w:rFonts w:cstheme="minorHAnsi"/>
                           <w:color w:val="44546A" w:themeColor="text2"/>
                         </w:rPr>
-                        <w:t xml:space="preserve"> Capacit</w:t>
-                      </w:r>
-                      <w:r>
-                        <w:rPr>
-                          <w:rFonts w:cstheme="minorHAnsi"/>
-                          <w:color w:val="44546A" w:themeColor="text2"/>
-                        </w:rPr>
-                        <w:t>i</w:t>
+                        <w:t xml:space="preserve"> Capaciti</w:t>
                       </w:r>
                       <w:r>
                         <w:rPr>
@@ -2331,19 +2317,30 @@
                               </w:r>
                             </w:hyperlink>
                             <w:r>
+                              <w:rPr>
+                                <w:color w:val="FFFFFF" w:themeColor="background1"/>
+                              </w:rPr>
+                              <w:t xml:space="preserve"> :</w:t>
+                            </w:r>
+                            <w:r>
+                              <w:rPr>
+                                <w:color w:val="FFFFFF" w:themeColor="background1"/>
+                              </w:rPr>
                               <w:t xml:space="preserve"> </w:t>
                             </w:r>
-                            <w:r>
-                              <w:rPr>
-                                <w:rStyle w:val="Hyperlink"/>
-                                <w:rFonts w:ascii="Poppins Light" w:hAnsi="Poppins Light" w:cs="Poppins Light"/>
-                                <w:color w:val="FFFFFF" w:themeColor="background1"/>
-                                <w:sz w:val="18"/>
-                                <w:szCs w:val="18"/>
-                                <w:u w:val="none"/>
-                                <w:lang w:val="pl-PL"/>
-                              </w:rPr>
-                              <w:t xml:space="preserve"> (link text)</w:t>
+                            <w:hyperlink r:id="rId18" w:history="1">
+                              <w:r>
+                                <w:rPr>
+                                  <w:rStyle w:val="Hyperlink"/>
+                                </w:rPr>
+                                <w:t>https://phathisandaliosportfolio.lovable.app/</w:t>
+                              </w:r>
+                            </w:hyperlink>
+                            <w:r>
+                              <w:rPr>
+                                <w:color w:val="FFFFFF" w:themeColor="background1"/>
+                              </w:rPr>
+                              <w:t xml:space="preserve"> </w:t>
                             </w:r>
                           </w:p>
                           <w:p>
@@ -2383,7 +2380,7 @@
                                 <w:u w:val="none"/>
                               </w:rPr>
                             </w:pPr>
-                            <w:hyperlink r:id="rId18" w:history="1">
+                            <w:hyperlink r:id="rId19" w:history="1">
                               <w:r>
                                 <w:rPr>
                                   <w:rStyle w:val="Hyperlink"/>
@@ -2428,7 +2425,7 @@
                                 <w:szCs w:val="18"/>
                               </w:rPr>
                             </w:pPr>
-                            <w:hyperlink r:id="rId19" w:history="1">
+                            <w:hyperlink r:id="rId20" w:history="1">
                               <w:r>
                                 <w:rPr>
                                   <w:rStyle w:val="Hyperlink"/>
@@ -2508,7 +2505,7 @@
                                 <w:szCs w:val="18"/>
                               </w:rPr>
                             </w:pPr>
-                            <w:hyperlink r:id="rId20" w:history="1">
+                            <w:hyperlink r:id="rId21" w:history="1">
                               <w:r>
                                 <w:rPr>
                                   <w:rStyle w:val="Hyperlink"/>
@@ -3193,7 +3190,7 @@
                           <w:u w:val="none"/>
                         </w:rPr>
                       </w:pPr>
-                      <w:hyperlink r:id="rId21" w:history="1">
+                      <w:hyperlink r:id="rId22" w:history="1">
                         <w:r>
                           <w:rPr>
                             <w:rStyle w:val="Hyperlink"/>
@@ -3237,7 +3234,7 @@
                         </w:rPr>
                         <w:t xml:space="preserve"> </w:t>
                       </w:r>
-                      <w:hyperlink r:id="rId22" w:history="1">
+                      <w:hyperlink r:id="rId23" w:history="1">
                         <w:r>
                           <w:rPr>
                             <w:rStyle w:val="Hyperlink"/>
@@ -3276,7 +3273,7 @@
                           <w:u w:val="none"/>
                         </w:rPr>
                       </w:pPr>
-                      <w:hyperlink r:id="rId23" w:history="1">
+                      <w:hyperlink r:id="rId24" w:history="1">
                         <w:r>
                           <w:rPr>
                             <w:rStyle w:val="Hyperlink"/>
@@ -3295,7 +3292,7 @@
                         </w:rPr>
                         <w:t xml:space="preserve">: </w:t>
                       </w:r>
-                      <w:hyperlink r:id="rId24" w:history="1">
+                      <w:hyperlink r:id="rId25" w:history="1">
                         <w:r>
                           <w:rPr>
                             <w:rStyle w:val="Hyperlink"/>
@@ -3321,7 +3318,7 @@
                           <w:u w:val="none"/>
                         </w:rPr>
                       </w:pPr>
-                      <w:hyperlink r:id="rId25" w:history="1">
+                      <w:hyperlink r:id="rId26" w:history="1">
                         <w:r>
                           <w:rPr>
                             <w:rStyle w:val="Hyperlink"/>
@@ -3335,19 +3332,30 @@
                         </w:r>
                       </w:hyperlink>
                       <w:r>
+                        <w:rPr>
+                          <w:color w:val="FFFFFF" w:themeColor="background1"/>
+                        </w:rPr>
+                        <w:t xml:space="preserve"> :</w:t>
+                      </w:r>
+                      <w:r>
+                        <w:rPr>
+                          <w:color w:val="FFFFFF" w:themeColor="background1"/>
+                        </w:rPr>
                         <w:t xml:space="preserve"> </w:t>
                       </w:r>
-                      <w:r>
-                        <w:rPr>
-                          <w:rStyle w:val="Hyperlink"/>
-                          <w:rFonts w:ascii="Poppins Light" w:hAnsi="Poppins Light" w:cs="Poppins Light"/>
-                          <w:color w:val="FFFFFF" w:themeColor="background1"/>
-                          <w:sz w:val="18"/>
-                          <w:szCs w:val="18"/>
-                          <w:u w:val="none"/>
-                          <w:lang w:val="pl-PL"/>
-                        </w:rPr>
-                        <w:t xml:space="preserve"> (link text)</w:t>
+                      <w:hyperlink r:id="rId27" w:history="1">
+                        <w:r>
+                          <w:rPr>
+                            <w:rStyle w:val="Hyperlink"/>
+                          </w:rPr>
+                          <w:t>https://phathisandaliosportfolio.lovable.app/</w:t>
+                        </w:r>
+                      </w:hyperlink>
+                      <w:r>
+                        <w:rPr>
+                          <w:color w:val="FFFFFF" w:themeColor="background1"/>
+                        </w:rPr>
+                        <w:t xml:space="preserve"> </w:t>
                       </w:r>
                     </w:p>
                     <w:p>
@@ -3387,7 +3395,7 @@
                           <w:u w:val="none"/>
                         </w:rPr>
                       </w:pPr>
-                      <w:hyperlink r:id="rId26" w:history="1">
+                      <w:hyperlink r:id="rId28" w:history="1">
                         <w:r>
                           <w:rPr>
                             <w:rStyle w:val="Hyperlink"/>
@@ -3432,7 +3440,7 @@
                           <w:szCs w:val="18"/>
                         </w:rPr>
                       </w:pPr>
-                      <w:hyperlink r:id="rId27" w:history="1">
+                      <w:hyperlink r:id="rId29" w:history="1">
                         <w:r>
                           <w:rPr>
                             <w:rStyle w:val="Hyperlink"/>
@@ -3512,7 +3520,7 @@
                           <w:szCs w:val="18"/>
                         </w:rPr>
                       </w:pPr>
-                      <w:hyperlink r:id="rId28" w:history="1">
+                      <w:hyperlink r:id="rId30" w:history="1">
                         <w:r>
                           <w:rPr>
                             <w:rStyle w:val="Hyperlink"/>
@@ -3873,9 +3881,9 @@
       </w:r>
     </w:p>
     <w:sectPr>
-      <w:headerReference w:type="even" r:id="rId29"/>
-      <w:headerReference w:type="default" r:id="rId30"/>
-      <w:headerReference w:type="first" r:id="rId31"/>
+      <w:headerReference w:type="even" r:id="rId31"/>
+      <w:headerReference w:type="default" r:id="rId32"/>
+      <w:headerReference w:type="first" r:id="rId33"/>
       <w:pgSz w:w="11906" w:h="16838" w:code="9"/>
       <w:pgMar w:top="1440" w:right="1440" w:bottom="1440" w:left="1440" w:header="720" w:footer="720" w:gutter="0"/>
       <w:cols w:space="720"/>
@@ -5806,20 +5814,20 @@
 </file>
 
 <file path=customXml/item1.xml><?xml version="1.0" encoding="utf-8"?>
+<p:properties xmlns:p="http://schemas.microsoft.com/office/2006/metadata/properties" xmlns:xsi="http://www.w3.org/2001/XMLSchema-instance" xmlns:pc="http://schemas.microsoft.com/office/infopath/2007/PartnerControls">
+  <documentManagement>
+    <_activity xmlns="ad3c2e34-e1e7-4685-b3fb-0562f6e455aa" xsi:nil="true"/>
+  </documentManagement>
+</p:properties>
+</file>
+
+<file path=customXml/item2.xml><?xml version="1.0" encoding="utf-8"?>
 <?mso-contentType ?>
 <FormTemplates xmlns="http://schemas.microsoft.com/sharepoint/v3/contenttype/forms">
   <Display>DocumentLibraryForm</Display>
   <Edit>DocumentLibraryForm</Edit>
   <New>DocumentLibraryForm</New>
 </FormTemplates>
-</file>
-
-<file path=customXml/item2.xml><?xml version="1.0" encoding="utf-8"?>
-<p:properties xmlns:p="http://schemas.microsoft.com/office/2006/metadata/properties" xmlns:xsi="http://www.w3.org/2001/XMLSchema-instance" xmlns:pc="http://schemas.microsoft.com/office/infopath/2007/PartnerControls">
-  <documentManagement>
-    <_activity xmlns="ad3c2e34-e1e7-4685-b3fb-0562f6e455aa" xsi:nil="true"/>
-  </documentManagement>
-</p:properties>
 </file>
 
 <file path=customXml/item3.xml><?xml version="1.0" encoding="utf-8"?>
@@ -6005,19 +6013,19 @@
 </file>
 
 <file path=customXml/itemProps1.xml><?xml version="1.0" encoding="utf-8"?>
-<ds:datastoreItem xmlns:ds="http://schemas.openxmlformats.org/officeDocument/2006/customXml" ds:itemID="{FD62237F-F8ED-4BBF-A2FA-78C3F82692A8}">
+<ds:datastoreItem xmlns:ds="http://schemas.openxmlformats.org/officeDocument/2006/customXml" ds:itemID="{1BE5F36C-2D89-4514-A96A-B24BD4EC42F2}">
   <ds:schemaRefs>
-    <ds:schemaRef ds:uri="http://schemas.microsoft.com/sharepoint/v3/contenttype/forms"/>
+    <ds:schemaRef ds:uri="http://schemas.microsoft.com/office/2006/metadata/properties"/>
+    <ds:schemaRef ds:uri="http://schemas.microsoft.com/office/infopath/2007/PartnerControls"/>
+    <ds:schemaRef ds:uri="ad3c2e34-e1e7-4685-b3fb-0562f6e455aa"/>
   </ds:schemaRefs>
 </ds:datastoreItem>
 </file>
 
 <file path=customXml/itemProps2.xml><?xml version="1.0" encoding="utf-8"?>
-<ds:datastoreItem xmlns:ds="http://schemas.openxmlformats.org/officeDocument/2006/customXml" ds:itemID="{1BE5F36C-2D89-4514-A96A-B24BD4EC42F2}">
+<ds:datastoreItem xmlns:ds="http://schemas.openxmlformats.org/officeDocument/2006/customXml" ds:itemID="{FD62237F-F8ED-4BBF-A2FA-78C3F82692A8}">
   <ds:schemaRefs>
-    <ds:schemaRef ds:uri="http://schemas.microsoft.com/office/2006/metadata/properties"/>
-    <ds:schemaRef ds:uri="http://schemas.microsoft.com/office/infopath/2007/PartnerControls"/>
-    <ds:schemaRef ds:uri="ad3c2e34-e1e7-4685-b3fb-0562f6e455aa"/>
+    <ds:schemaRef ds:uri="http://schemas.microsoft.com/sharepoint/v3/contenttype/forms"/>
   </ds:schemaRefs>
 </ds:datastoreItem>
 </file>
